--- a/grade8/Fluency-Lab-Package/module-materials/Module-5-Decimals/FluencyLab_M5_Operations_Light.docx
+++ b/grade8/Fluency-Lab-Package/module-materials/Module-5-Decimals/FluencyLab_M5_Operations_Light.docx
@@ -249,7 +249,7 @@
           <w:sz w:val="22"/>
           <w:szCs w:val="22"/>
         </w:rPr>
-        <w:t xml:space="preserve">For </w:t>
+        <w:t xml:space="preserve"/>
       </w:r>
       <w:r>
         <w:rPr>
@@ -268,7 +268,7 @@
           <w:sz w:val="22"/>
           <w:szCs w:val="22"/>
         </w:rPr>
-        <w:t xml:space="preserve">: 6×7 = 42, and 0.6 has one decimal place, so the answer has one → 4.2.</w:t>
+        <w:t xml:space="preserve">:  6 × 7 = 42  →  one decimal place  →  4.2</w:t>
       </w:r>
     </w:p>
     <w:p>
@@ -284,7 +284,7 @@
           <w:sz w:val="26"/>
           <w:szCs w:val="26"/>
         </w:rPr>
-        <w:t xml:space="preserve">Copy the move — worked, then your turn</w:t>
+        <w:t xml:space="preserve">Worked example, then your turn</w:t>
       </w:r>
     </w:p>
     <w:tbl>
